--- a/tillsyn/A 33564-2026 tillsynsbegäran.docx
+++ b/tillsyn/A 33564-2026 tillsynsbegäran.docx
@@ -1079,7 +1079,7 @@
     <w:r>
       <w:tab/>
       <w:tab/>
-      <w:t>2026-08-15</w:t>
+      <w:t>2026-08-16</w:t>
       <w:br/>
       <w:br/>
     </w:r>

--- a/tillsyn/A 33564-2026 tillsynsbegäran.docx
+++ b/tillsyn/A 33564-2026 tillsynsbegäran.docx
@@ -22,7 +22,7 @@
       <w:r>
         <w:drawing>
           <wp:inline xmlns:a="http://schemas.openxmlformats.org/drawingml/2006/main" xmlns:pic="http://schemas.openxmlformats.org/drawingml/2006/picture">
-            <wp:extent cx="5486400" cy="5018831"/>
+            <wp:extent cx="5486400" cy="4909480"/>
             <wp:docPr id="1" name="Picture 1"/>
             <wp:cNvGraphicFramePr>
               <a:graphicFrameLocks noChangeAspect="1"/>
@@ -43,7 +43,7 @@
                   <pic:spPr>
                     <a:xfrm>
                       <a:off x="0" y="0"/>
-                      <a:ext cx="5486400" cy="5018831"/>
+                      <a:ext cx="5486400" cy="4909480"/>
                     </a:xfrm>
                     <a:prstGeom prst="rect"/>
                   </pic:spPr>
@@ -65,7 +65,7 @@
     </w:p>
     <w:p>
       <w:r>
-        <w:t>I och inom 24 meter från avverkningsanmälan finns fynd av 9 naturvårdsarter, varav 9 är rödlistade och 7 är typiska (T): garnlav (VU, T), gräddporing (VU, T), blanksvart spiklav (NT), dropptaggsvamp (NT, T), dvärgbägarlav (NT, T), kolflarnlav (NT, T), mörk kolflarnlav (NT), tallticka (NT, T) och vedskivlav (NT, T). Se Figur 1.</w:t>
+        <w:t>I och inom 24 meter från avverkningsanmälan finns fynd av 15 naturvårdsarter, varav 11 är rödlistade, 4 är fridlysta, 13 är typiska (T) och 1 är signalart (S): garnlav (VU, T), gräddporing (VU, T), knärot (VU, T, §8), blanksvart spiklav (NT), dropptaggsvamp (NT, T), dvärgbägarlav (NT, T), kolflarnlav (NT, T), mörk kolflarnlav (NT), tallticka (NT, T), vedskivlav (NT, T), violettgrå tagellav (NT, T), mindre märgborre (S, T), bergfink (T, §4), spillkråka (T, §4) och tjäder (T, §4). Se Figur 1.</w:t>
       </w:r>
     </w:p>
     <w:p>
@@ -202,7 +202,7 @@
     </w:p>
     <w:p>
       <w:r>
-        <w:t>I det avverkningsanmälda området finns 0 fyndplatser för knärot registrerade på Artportalen. Figur 2 visar gränserna för buffertzoner på 50 m, som behöver lämnas kring fyndplatserna för att knärotslokalerna inte ska försvinna vid en avverkning. Av det avverkningsanmälda området överlappar 0.21 ha med buffertzonerna och får av detta skäl inte avverkas.</w:t>
+        <w:t>I det avverkningsanmälda området finns 2 fyndplatser för knärot registrerade på Artportalen. Figur 2 visar gränserna för buffertzoner på 50 m, som behöver lämnas kring fyndplatserna för att knärotslokalerna inte ska försvinna vid en avverkning. Av det avverkningsanmälda området överlappar 0.98 ha med buffertzonerna och får av detta skäl inte avverkas.</w:t>
       </w:r>
     </w:p>
     <w:p>
@@ -385,21 +385,170 @@
       </w:r>
     </w:p>
     <w:p>
+      <w:r>
+        <w:rPr>
+          <w:b/>
+        </w:rPr>
+        <w:t>Violettgrå tagellav (NT)</w:t>
+      </w:r>
+      <w:r>
+        <w:t xml:space="preserve"> växer nästan uteslutande i gamla olikåldriga barrnaturskogar med lång skoglig kontinuitet och är en utmärkt signal på skog med höga naturvärden. Slutavverkning av tidigare aldrig slutavverkad skog (kontinuitetsskog) är det största hotet. Biotopen nyskapas i begränsad omfattning och barrskog äldre än 160 år, där den violettgrå tagellaven huvudsakligen påträffas har minskat med 50% de senaste 50 åren. Lågproduktiv skogsmark där laven förekommer bör undantas från skogsbruk och rika förekomster i äldre granskog bör skyddas. Arten är känslig för uttorkning och det är väsentligt att tillräckligt stora bestånd avsätts. Violettgrå tagellav är typisk art för </w:t>
+      </w:r>
+      <w:r>
+        <w:rPr>
+          <w:i/>
+        </w:rPr>
+        <w:t>9010 Taiga</w:t>
+      </w:r>
+      <w:r>
+        <w:t xml:space="preserve"> (SLU Artdatabanken, 2024; Nitare &amp; Skogsstyrelsen, 2019).</w:t>
+      </w:r>
+    </w:p>
+    <w:p>
+      <w:r>
+        <w:rPr>
+          <w:b/>
+        </w:rPr>
+        <w:t>Mindre märgborre</w:t>
+      </w:r>
+      <w:r>
+        <w:t xml:space="preserve"> är en signalart för tallskog med höga naturvärden och betraktas tillsammans med skarptandad barkborre som nyckelarter för ett antal sällsynta åtgärdsprogramsarter som är beroende av deras gångsystem. Bland dessa kan nämnas avlång barkborre (VU), </w:t>
+      </w:r>
+      <w:r>
+        <w:rPr>
+          <w:i/>
+        </w:rPr>
+        <w:t>Corticeus longulus</w:t>
+      </w:r>
+      <w:r>
+        <w:t xml:space="preserve"> (VU), tallgångbagge (VU), cholodkovskys bastborre (NT) och tallbarksvartbagge (NT). Den mindre märgborrens måsvingeliknande gnaggångar är lätta att känna igen och hittas ofta på grova tallgrenar på marken. Rika förekomster av främst mindre märgborre men även skarptandad barkborre är en signal för artrikedom och inventeringar har visat att det är i skogar med en naturlig självgallring som det skapas förutsättningar för dessa arter samt de efterföljande åtgärdsprogramsarterna. Tallskogar med stark förekomst av mindre märgborre och skarptandad barkborre bör avsättas som reservat. Generellt bör hänsyn tas vid slutavverkning av talldominerad skog så att avverkningsrester som gren- och toppdelar lämnas. Mindre märgborre är typisk art för </w:t>
+      </w:r>
+      <w:r>
+        <w:rPr>
+          <w:i/>
+        </w:rPr>
+        <w:t>9060 Åsbarrskog</w:t>
+      </w:r>
+      <w:r>
+        <w:t xml:space="preserve"> (SLU Artdatabanken, 2026; Pettersson, 2014; Hedgren, 2012; Gunnarsson m fl., 1999).</w:t>
+      </w:r>
+    </w:p>
+    <w:p>
+      <w:r>
+        <w:rPr>
+          <w:b/>
+        </w:rPr>
+        <w:t>Bergfink (§4)</w:t>
+      </w:r>
+      <w:r>
+        <w:t xml:space="preserve"> häckar i barr- och blandskog samt i fjällbjörkskog. Den förekommer i Norrland, västra Dalarna och norra Värmland samt sparsamt till sällsynt vidare söderut till mellersta Värmland, norra Västmanland och södra Gästrikland. Bergfink är typisk art för </w:t>
+      </w:r>
+      <w:r>
+        <w:rPr>
+          <w:i/>
+        </w:rPr>
+        <w:t>9040 Fjällbjörkskog</w:t>
+      </w:r>
+      <w:r>
+        <w:t xml:space="preserve"> (SLU Artdatabanken, 2025).</w:t>
+      </w:r>
+    </w:p>
+    <w:p>
+      <w:r>
+        <w:rPr>
+          <w:b/>
+        </w:rPr>
+        <w:t>Spillkråka (§4)</w:t>
+      </w:r>
+      <w:r>
+        <w:t xml:space="preserve"> omfattas av bilaga 1 i EU:s fågeldirektiv och är typisk art för </w:t>
+      </w:r>
+      <w:r>
+        <w:rPr>
+          <w:i/>
+        </w:rPr>
+        <w:t xml:space="preserve">9010 Taiga </w:t>
+      </w:r>
+      <w:r>
+        <w:t>och</w:t>
+      </w:r>
+      <w:r>
+        <w:rPr>
+          <w:i/>
+        </w:rPr>
+        <w:t xml:space="preserve"> 9740 Skogsbevuxen myr</w:t>
+      </w:r>
+      <w:r>
+        <w:t>. Den behöver grova träd, främst tall, asp och bok som boträd. Skogsbruk med korta omloppstider och täta, homogena ungskogar utgör det största hotet. Spillkråka är en nyckelart i skogliga miljöer vars övergivna bohål utnyttjas av flera andra hålhäckande fågelarter och fladdermöss, däribland pärluggla (EN, §4), knipa (§4), salskrake (§4) och skogsduva (§4). Hökuggla (VU, §4) och slaguggla (§4) häckar ofta i högstubbar som brutits av i höjd med ett gammalt spillkråkebo (SLU Artdatabanken, 2026; Skogsstyrelsen, 2016).</w:t>
+      </w:r>
+    </w:p>
+    <w:p>
+      <w:r>
+        <w:rPr>
+          <w:b/>
+        </w:rPr>
+        <w:t>Tjäder (§4)</w:t>
+      </w:r>
+      <w:r>
+        <w:t xml:space="preserve"> omfattas av bilaga 1 och 2 EU:s fågeldirektiv och är typisk art för </w:t>
+      </w:r>
+      <w:r>
+        <w:rPr>
+          <w:i/>
+        </w:rPr>
+        <w:t xml:space="preserve">9010 Taiga </w:t>
+      </w:r>
+      <w:r>
+        <w:t xml:space="preserve">och </w:t>
+      </w:r>
+      <w:r>
+        <w:rPr>
+          <w:i/>
+        </w:rPr>
+        <w:t>9740 Skogsbevuxen myr</w:t>
+      </w:r>
+      <w:r>
+        <w:t>. Tjädern är en utpräglad skogsfågel knuten till större sammanhängande barrskogsområden. Tupparna och hönorna utnyttjar till viss del olika miljöer, och habitatvalet varierar dessutom mellan olika delar av året. För att det ska finnas livskraftiga tjäderbestånd krävs funktionella skogslandskap med en blandning av uppvuxen, gles och luckig skog, täta sumpskogar, myrar och andra små våtmarker. Arten försvinner när skogen fragmenteras och den sammanlagda arealen hyggen och andra öppna områden blir för stor. Ett småskaligt och försiktigt virkesuttag genom hyggesfria metoder kan i vissa fall vara möjligt i området inom 200 m från lekcentrum. Längre ut från lekcentrum, inom 200–500 m bör den avverkade ytan inte överskrida 1 hektar för att undvika alltför stora och snabba förändringar (Skogsstyrelsen, 2019; SLU Artdatabanken, 2024).</w:t>
+      </w:r>
+    </w:p>
+    <w:p>
       <w:pPr>
         <w:pStyle w:val="Heading1"/>
       </w:pPr>
       <w:r>
-        <w:t>Typiska arter och EU:s art- och habitatdirektiv</w:t>
+        <w:t>EU:s fågeldirektiv</w:t>
       </w:r>
     </w:p>
     <w:p>
       <w:r>
-        <w:t>Typiska arter används för att lokalisera områden med gynnsam bevarandestatus för de naturtyper som är listade i EU:s art- och habitatdirektiv. Ett exempel är Västlig taiga (EU-kod 9010) som saknar gynnsam bevarandestatus och minskar starkt som naturtyp i Sverige. Naturvårdsverket skriver i sin vägledning för Västlig taiga att dylika miljöer förutsätter normalt att skogarna skyddas långsiktigt, eftersom skogsbruk inte är förenligt med bevarande av naturtypen i gynnsamt tillstånd (Naturvårdsverket, 2011).</w:t>
+        <w:t xml:space="preserve">Europeiska unionens medlemsländer är skyldiga att agera i enlighet med EU:s fågeldirektiv där det uttryckligen står att direktivet gäller för fåglar samt för deras ägg, bon och </w:t>
+      </w:r>
+      <w:r>
+        <w:rPr>
+          <w:b/>
+        </w:rPr>
+        <w:t xml:space="preserve">livsmiljöer </w:t>
+      </w:r>
+      <w:r>
+        <w:t>(artikel 1). Vidare att de åtgärder som vidtas inte får leda till en försämring av den nuvarande situationen beträffande bevarandet av de fågelarter som avses i artikel 1 (artikel 13). Fågeldirektivet är styrande för tillsynsansvariga myndigheters ärendehantering, ställningstaganden och beslutsfattande.</w:t>
       </w:r>
     </w:p>
     <w:p>
-      <w:r>
-        <w:t>Följande typiska arter har sina livsmiljöer och växtplatser i den avverkningsanmälda skogen: garnlav (VU, T), gräddporing (VU, T), dropptaggsvamp (NT, T), dvärgbägarlav (NT, T), kolflarnlav (NT, T), tallticka (NT, T) och vedskivlav (NT, T).</w:t>
+      <w:pPr>
+        <w:pStyle w:val="Heading1"/>
+      </w:pPr>
+      <w:r>
+        <w:t>Typiska arter och EU:s art- och habitatdirektiv</w:t>
+      </w:r>
+    </w:p>
+    <w:p>
+      <w:r>
+        <w:t>Typiska arter används för att lokalisera områden med gynnsam bevarandestatus för de naturtyper som är listade i EU:s art- och habitatdirektiv. Ett exempel är Västlig taiga (EU-kod 9010) som saknar gynnsam bevarandestatus och minskar starkt som naturtyp i Sverige. Naturvårdsverket skriver i sin vägledning för Västlig taiga att dylika miljöer förutsätter normalt att skogarna skyddas långsiktigt, eftersom skogsbruk inte är förenligt med bevarande av naturtypen i gynnsamt tillstånd (Naturvårdsverket, 2011).</w:t>
+      </w:r>
+    </w:p>
+    <w:p>
+      <w:r>
+        <w:t>Följande typiska arter har sina livsmiljöer och växtplatser i den avverkningsanmälda skogen: garnlav (VU, T), gräddporing (VU, T), knärot (VU, T, §8), dropptaggsvamp (NT, T), dvärgbägarlav (NT, T), kolflarnlav (NT, T), tallticka (NT, T), vedskivlav (NT, T), violettgrå tagellav (NT, T), mindre märgborre (S, T), bergfink (T, §4), spillkråka (T, §4) och tjäder (T, §4).</w:t>
       </w:r>
     </w:p>
     <w:p>
@@ -466,7 +615,9 @@
         <w:pStyle w:val="Title"/>
       </w:pPr>
       <w:r>
-        <w:t>BILAGA 1 – Fridlysta arter</w:t>
+        <w:t>BILAGA 1 –</w:t>
+        <w:br/>
+        <w:t>Fridlysta och rödlistade arter</w:t>
       </w:r>
     </w:p>
     <w:p>
@@ -701,6 +852,341 @@
       </w:r>
       <w:r>
         <w:t>SLU Artdatabanken, Uppsala.</w:t>
+      </w:r>
+    </w:p>
+    <w:p>
+      <w:pPr>
+        <w:pStyle w:val="Heading1"/>
+      </w:pPr>
+      <w:r>
+        <w:t>Mindre märgborre – ekologi samt krav på livsmiljön</w:t>
+      </w:r>
+    </w:p>
+    <w:p>
+      <w:r>
+        <w:t xml:space="preserve">Mindre märgborre är en signalart för tallskog med höga naturvärden och kan lätt konstateras genom sina karaktäristiska måsvingeliknande gnagspår som ofta hittas på grova tallgrenar på marken. Mindre märgborre betraktas tillsammans med skarptandad barkborre som nyckelarter, eftersom en rad sällsynta efterföljande arter är beroende av deras gångsystem. Bland dessa kan nämnas åtgärdsprogramsarterna avlång barkborre (VU), </w:t>
+      </w:r>
+      <w:r>
+        <w:rPr>
+          <w:i/>
+        </w:rPr>
+        <w:t>Corticeus longulus</w:t>
+      </w:r>
+      <w:r>
+        <w:t xml:space="preserve"> (VU), tallgångbagge (VU), cholodkovskys bastborre (NT) och tallbarksvartbagge (NT) (Pettersson, 2014; Gunnarsson m fl., 1999).</w:t>
+      </w:r>
+    </w:p>
+    <w:p>
+      <w:r>
+        <w:t>Tallskogar tillhör de livsmiljöer som förändrats i stor skala, där många kvadratmil har omvandlats till unga produktionsskogar. I sådana skogar saknas förutsättningar för de ovannämnda sällsynta barkborrarna och alltmer kunskap tyder på att skogsbrukets omvandling av skogslandskapet, missgynnar åtgärdsprogrammets arter även inne i skyddade områden (Hedgren, 2012; Hedgren m.fl., 2010; Wikars m.fl., 2010; Wikars, 2009). Orsaken är sannolikt att dagens intensiva skogsbruk trivialiserar faunan på nydöda träd. Detta sker genom att generalister förökas upp i sådan grad i den brukade skogen att dessa även kommer att dominera i de för hållandevis små och fragmenterade områden som avsätts för naturvård (Appelqvist, 2005; Janzen, 1983; Ås, 1999).</w:t>
+      </w:r>
+    </w:p>
+    <w:p>
+      <w:r>
+        <w:t>Ett tydligt exempel på en generalist som gynnas av dagens skogsbruk är större märgborre på nydöd tall. Denna utvecklas förutom i vindfällen gärna i avverkningsavfall, inklusive avverkningsstubbar och röjningsstammar. Därmed har den större märgborren möjlighet att upprätthålla stora och stabila populationer på huvuddelen av landets skogsmark, vilket leder till en trivialisering av faunan. Större märgborre inverkar sannolikt direkt negativt på arter som tolvtandad barkborre (EN) och avlång barkborre (VU), och indirekt på de som är gynnade av blånadssvampar, dvs. följearter till framförallt mindre märgborre och skarptandad barkborre. De barkborrar som missgynnas av större märgborre är i mycket högre grad gynnade av tallar som dör genom självgallring, dvs. i normalfallet skog som inte används till skogsproduktion (Pettersson, 2014; Wikars, skriftl.).</w:t>
+      </w:r>
+    </w:p>
+    <w:p>
+      <w:r>
+        <w:t xml:space="preserve">Rika förekomster av främst mindre märgborre men även skarptandad barkborre är en signal för artrikedom och inventeringar har visat att det är i skogar med en naturlig självgallring som det skapas förutsättningar för dessa arter samt de efterföljande åtgärdsprogramsarterna (Pettersson, 2014; Hedgren, 2012). Tallskogar med stark förekomst av mindre märgborre och skarptandad barkborre bör avsättas som reservat. Generellt bör hänsyn tas vid slutavverkning av talldominerad skog så att avverkningsrester som gren- och toppdelar (s.k. GROT) lämnas. Mindre märgborre är typisk art för </w:t>
+      </w:r>
+      <w:r>
+        <w:rPr>
+          <w:i/>
+        </w:rPr>
+        <w:t>9060 Åsbarrskog</w:t>
+      </w:r>
+      <w:r>
+        <w:t xml:space="preserve"> (Pettersson, 2014; SLU Artdatabanken, 2026).</w:t>
+      </w:r>
+    </w:p>
+    <w:p>
+      <w:pPr>
+        <w:pStyle w:val="Heading2"/>
+      </w:pPr>
+      <w:r>
+        <w:t>Referenser – mindre märgborre</w:t>
+      </w:r>
+    </w:p>
+    <w:p>
+      <w:r>
+        <w:t xml:space="preserve">Appelqvist, T., 2005. </w:t>
+      </w:r>
+      <w:r>
+        <w:rPr>
+          <w:i/>
+        </w:rPr>
+        <w:t>Naturvårdsbiologisk forskning. Underlag för områdesskydd i landskapet.</w:t>
+      </w:r>
+      <w:r>
+        <w:t xml:space="preserve"> Naturvårdsverket, Rapport 5452.</w:t>
+      </w:r>
+    </w:p>
+    <w:p>
+      <w:r>
+        <w:t xml:space="preserve">Gunnarsson, B., Pettersson, R. B., Hake, M. och Hultengren, S. &amp; Sjöberg, K., 1999. </w:t>
+      </w:r>
+      <w:r>
+        <w:rPr>
+          <w:i/>
+        </w:rPr>
+        <w:t xml:space="preserve">Spindlar och skalbaggar som indikatorer i barrskog. </w:t>
+      </w:r>
+      <w:r>
+        <w:t>Skog &amp; Forskning, Nr. 2/99, s. 46–51.</w:t>
+      </w:r>
+    </w:p>
+    <w:p>
+      <w:r>
+        <w:t xml:space="preserve">Hedgren, O., 2012. </w:t>
+      </w:r>
+      <w:r>
+        <w:rPr>
+          <w:i/>
+        </w:rPr>
+        <w:t>Hotade insekter på tallved i Dalarna.</w:t>
+      </w:r>
+      <w:r>
+        <w:t xml:space="preserve"> Länsstyrelsen Dalarna, Naturvårdsenheten. Rapport 2012:16.</w:t>
+      </w:r>
+    </w:p>
+    <w:p>
+      <w:r>
+        <w:t xml:space="preserve">Hedgren, O. 2010. </w:t>
+      </w:r>
+      <w:r>
+        <w:rPr>
+          <w:i/>
+        </w:rPr>
+        <w:t>Vedinsekter i tallskog och på brandfält i Värmland.</w:t>
+      </w:r>
+      <w:r>
+        <w:t xml:space="preserve"> Länsstyrelsen Värmland, Stencil, 39 s.</w:t>
+      </w:r>
+    </w:p>
+    <w:p>
+      <w:r>
+        <w:t xml:space="preserve">Janzen, D. H., 1983. </w:t>
+      </w:r>
+      <w:r>
+        <w:rPr>
+          <w:i/>
+        </w:rPr>
+        <w:t>No park is an island: Increase in interference from outside as park size decreases</w:t>
+      </w:r>
+      <w:r>
+        <w:t>. Oikos 41: 402–410.</w:t>
+      </w:r>
+    </w:p>
+    <w:p>
+      <w:r>
+        <w:t xml:space="preserve">Jonsell, M., Weslien, J. &amp; Ehn ström, B., 1998. </w:t>
+      </w:r>
+      <w:r>
+        <w:rPr>
+          <w:i/>
+        </w:rPr>
+        <w:t>Substrate requirements of red-listed saproxylic invertebrates in Sweden</w:t>
+      </w:r>
+      <w:r>
+        <w:t>. Biodiversity and Conserv. 7: 749–764.</w:t>
+      </w:r>
+    </w:p>
+    <w:p>
+      <w:r>
+        <w:t xml:space="preserve">Pettersson, R. B., 2014). </w:t>
+      </w:r>
+      <w:r>
+        <w:rPr>
+          <w:i/>
+        </w:rPr>
+        <w:t>Åtgärdsprogram för skalbaggar på nyligen död tall, 2014–2018.</w:t>
+      </w:r>
+      <w:r>
+        <w:t xml:space="preserve"> Rapport 6599. Bromma: Naturvårdsverket.</w:t>
+      </w:r>
+    </w:p>
+    <w:p>
+      <w:r>
+        <w:t xml:space="preserve">SLU Artdatabanken, 2026. </w:t>
+      </w:r>
+      <w:r>
+        <w:rPr>
+          <w:i/>
+        </w:rPr>
+        <w:t xml:space="preserve">Artfaktablad. Naturvård – artfakta. </w:t>
+      </w:r>
+      <w:r>
+        <w:t>SLU Artdatabanken, Uppsala.</w:t>
+      </w:r>
+    </w:p>
+    <w:p>
+      <w:r>
+        <w:t xml:space="preserve">Wikars, L.-O., Hansson, J. &amp; Hedgren, O., 2010. </w:t>
+      </w:r>
+      <w:r>
+        <w:rPr>
+          <w:i/>
+        </w:rPr>
+        <w:t>Inventering av vedlevande skalbaggar – tallskogar i Örebro län.</w:t>
+      </w:r>
+      <w:r>
+        <w:t xml:space="preserve"> Länsstyrelsen i Örebro län, publ.nr. 2010:2.</w:t>
+      </w:r>
+    </w:p>
+    <w:p>
+      <w:r>
+        <w:t xml:space="preserve">Wikars, L.-O., 2009. </w:t>
+      </w:r>
+      <w:r>
+        <w:rPr>
+          <w:i/>
+        </w:rPr>
+        <w:t>Vedskalbaggar i Hamra nationalpark, Gävleborgs län.</w:t>
+      </w:r>
+      <w:r>
+        <w:t xml:space="preserve"> Länsstyrelsen Gävleborg, Rapport 2009:14.</w:t>
+      </w:r>
+    </w:p>
+    <w:p>
+      <w:pPr>
+        <w:pStyle w:val="Heading1"/>
+      </w:pPr>
+      <w:r>
+        <w:t>Spillkråka – ekologi samt krav på livsmiljön</w:t>
+      </w:r>
+    </w:p>
+    <w:p>
+      <w:r>
+        <w:t xml:space="preserve">Spillkråka (§4) ingår i bilaga 1 EU:s fågeldirektiv och är typisk art för </w:t>
+      </w:r>
+      <w:r>
+        <w:rPr>
+          <w:i/>
+        </w:rPr>
+        <w:t xml:space="preserve">9010 Taiga </w:t>
+      </w:r>
+      <w:r>
+        <w:t>och</w:t>
+      </w:r>
+      <w:r>
+        <w:rPr>
+          <w:i/>
+        </w:rPr>
+        <w:t xml:space="preserve"> 9740 Skogsbevuxen myr</w:t>
+      </w:r>
+      <w:r>
+        <w:t>. Den lever i både barr- och blandskog liksom i ren lövskog. De tätaste populationerna tenderar att finnas i äldre, variationsrik blandskog med gott om död ved och gamla träd. Varje par utnyttjar 400–1000 hektar skog beroende på skogens kvalitet. Skogsbruk med korta omloppstider och täta, homogena ungskogar utgör det största hotet (SLU Artdatabanken, 2026).</w:t>
+      </w:r>
+    </w:p>
+    <w:p>
+      <w:r>
+        <w:t>Spillkråka är en nyckelart i skogliga miljöer vars övergivna bohål utnyttjas av flera andra hålhäckande fågelarter och fladdermöss, däribland pärluggla (EN, §4), knipa (§4), salskrake (§4) och skogsduva (§4). Hökuggla (VU, §4) och slaguggla (§4) häckar ofta i högstubbar som brutits av i höjd med ett gammalt spillkråkebo (Skogsstyrelsen, 2016).</w:t>
+      </w:r>
+    </w:p>
+    <w:p>
+      <w:pPr>
+        <w:pStyle w:val="Heading2"/>
+      </w:pPr>
+      <w:r>
+        <w:t>Referenser – spillkråka</w:t>
+      </w:r>
+    </w:p>
+    <w:p>
+      <w:r>
+        <w:t xml:space="preserve">Skogsstyrelsen, 2016. </w:t>
+      </w:r>
+      <w:r>
+        <w:rPr>
+          <w:i/>
+        </w:rPr>
+        <w:t xml:space="preserve">Vägledning för hänsyn till spillkråka. </w:t>
+      </w:r>
+      <w:r>
+        <w:t>Vägledningar och kunskapsstöd artskydd – Skogsstyrelsen.</w:t>
+      </w:r>
+    </w:p>
+    <w:p>
+      <w:r>
+        <w:t xml:space="preserve">SLU Artdatabanken, 2026. </w:t>
+      </w:r>
+      <w:r>
+        <w:rPr>
+          <w:i/>
+        </w:rPr>
+        <w:t xml:space="preserve">Artfaktablad. Naturvård – artfakta. </w:t>
+      </w:r>
+      <w:r>
+        <w:t>SLU Artdatabanken, Uppsala.</w:t>
+      </w:r>
+    </w:p>
+    <w:p>
+      <w:pPr>
+        <w:pStyle w:val="Heading1"/>
+      </w:pPr>
+      <w:r>
+        <w:t>Tjäder – ekologi samt krav på livsmiljön</w:t>
+      </w:r>
+    </w:p>
+    <w:p>
+      <w:r>
+        <w:t xml:space="preserve">Tjäder (§4) omfattas av bilaga 1 och 2 EU:s fågeldirektiv och är typisk art för </w:t>
+      </w:r>
+      <w:r>
+        <w:rPr>
+          <w:i/>
+        </w:rPr>
+        <w:t xml:space="preserve">9010 Taiga </w:t>
+      </w:r>
+      <w:r>
+        <w:t xml:space="preserve">och </w:t>
+      </w:r>
+      <w:r>
+        <w:rPr>
+          <w:i/>
+        </w:rPr>
+        <w:t>9740 Skogsbevuxen myr</w:t>
+      </w:r>
+      <w:r>
+        <w:t>. Tjädern är en utpräglad skogsfågel knuten till större sammanhängande barrskogsområden. Tupparna och hönorna utnyttjar till viss del olika miljöer, och habitatvalet varierar dessutom mellan olika delar av året. För att det ska finnas livskraftiga tjäderbestånd krävs funktionella skogslandskap med en blandning av uppvuxen, gles och luckig skog, täta sumpskogar, myrar och andra små våtmarker (Skogsstyrelsen, 2019; SLU Artdatabanken 2024).</w:t>
+      </w:r>
+    </w:p>
+    <w:p>
+      <w:r>
+        <w:t>Arten försvinner när skogen fragmenteras och den sammanlagda arealen hyggen och andra öppna områden blir för stor. Ett småskaligt och försiktigt virkesuttag genom hyggesfria metoder kan i vissa fall vara möjligt i området inom 200 m från lekcentrum. Längre ut från lekcentrum, inom 200–500 m bör den avverkade ytan inte överskrida 1 hektar för att undvika alltför stora och snabba förändringar (Skogsstyrelsen, 2019).</w:t>
+      </w:r>
+    </w:p>
+    <w:p>
+      <w:pPr>
+        <w:pStyle w:val="Heading2"/>
+      </w:pPr>
+      <w:r>
+        <w:t>Referenser – tjäder</w:t>
+      </w:r>
+    </w:p>
+    <w:p>
+      <w:r>
+        <w:t xml:space="preserve">Skogsstyrelsen, 2019. </w:t>
+      </w:r>
+      <w:r>
+        <w:rPr>
+          <w:i/>
+        </w:rPr>
+        <w:t>Vägledning för hänsyn till fåglar – tjäder.</w:t>
+      </w:r>
+    </w:p>
+    <w:p>
+      <w:r>
+        <w:t xml:space="preserve">SLU Artdatabanken, 2024. </w:t>
+      </w:r>
+      <w:r>
+        <w:rPr>
+          <w:i/>
+        </w:rPr>
+        <w:t xml:space="preserve">Artfaktablad. Naturvård – artfakta. </w:t>
+      </w:r>
+      <w:r>
+        <w:t>SLU Artdatabanken, Uppsala</w:t>
       </w:r>
     </w:p>
     <w:p>
@@ -1079,7 +1565,7 @@
     <w:r>
       <w:tab/>
       <w:tab/>
-      <w:t>2026-08-16</w:t>
+      <w:t>2026-08-17</w:t>
       <w:br/>
       <w:br/>
     </w:r>

--- a/tillsyn/A 33564-2026 tillsynsbegäran.docx
+++ b/tillsyn/A 33564-2026 tillsynsbegäran.docx
@@ -1565,7 +1565,7 @@
     <w:r>
       <w:tab/>
       <w:tab/>
-      <w:t>2026-08-17</w:t>
+      <w:t>2026-08-18</w:t>
       <w:br/>
       <w:br/>
     </w:r>

--- a/tillsyn/A 33564-2026 tillsynsbegäran.docx
+++ b/tillsyn/A 33564-2026 tillsynsbegäran.docx
@@ -1565,7 +1565,7 @@
     <w:r>
       <w:tab/>
       <w:tab/>
-      <w:t>2026-08-18</w:t>
+      <w:t>2026-08-19</w:t>
       <w:br/>
       <w:br/>
     </w:r>

--- a/tillsyn/A 33564-2026 tillsynsbegäran.docx
+++ b/tillsyn/A 33564-2026 tillsynsbegäran.docx
@@ -22,7 +22,7 @@
       <w:r>
         <w:drawing>
           <wp:inline xmlns:a="http://schemas.openxmlformats.org/drawingml/2006/main" xmlns:pic="http://schemas.openxmlformats.org/drawingml/2006/picture">
-            <wp:extent cx="5486400" cy="4909480"/>
+            <wp:extent cx="5486400" cy="5018831"/>
             <wp:docPr id="1" name="Picture 1"/>
             <wp:cNvGraphicFramePr>
               <a:graphicFrameLocks noChangeAspect="1"/>
@@ -43,7 +43,7 @@
                   <pic:spPr>
                     <a:xfrm>
                       <a:off x="0" y="0"/>
-                      <a:ext cx="5486400" cy="4909480"/>
+                      <a:ext cx="5486400" cy="5018831"/>
                     </a:xfrm>
                     <a:prstGeom prst="rect"/>
                   </pic:spPr>
@@ -65,7 +65,7 @@
     </w:p>
     <w:p>
       <w:r>
-        <w:t>I och inom 24 meter från avverkningsanmälan finns fynd av 15 naturvårdsarter, varav 11 är rödlistade, 4 är fridlysta, 13 är typiska (T) och 1 är signalart (S): garnlav (VU, T), gräddporing (VU, T), knärot (VU, T, §8), blanksvart spiklav (NT), dropptaggsvamp (NT, T), dvärgbägarlav (NT, T), kolflarnlav (NT, T), mörk kolflarnlav (NT), tallticka (NT, T), vedskivlav (NT, T), violettgrå tagellav (NT, T), mindre märgborre (S, T), bergfink (T, §4), spillkråka (T, §4) och tjäder (T, §4). Se Figur 1.</w:t>
+        <w:t>I och inom 24 meter från avverkningsanmälan finns fynd av 16 naturvårdsarter, varav 12 är rödlistade, 5 är fridlysta, 13 är typiska (T) och 1 är signalart (S): garnlav (VU, T), gräddporing (VU, T), knärot (VU, T, §8), blanksvart spiklav (NT), dropptaggsvamp (NT, T), dvärgbägarlav (NT, T), kolflarnlav (NT, T), mörk kolflarnlav (NT), tallticka (NT, T), talltita (NT, §4), vedskivlav (NT, T), violettgrå tagellav (NT, T), mindre märgborre (S, T), bergfink (T, §4), spillkråka (T, §4) och tjäder (T, §4). Se Figur 1.</w:t>
       </w:r>
     </w:p>
     <w:p>
@@ -369,6 +369,17 @@
         <w:rPr>
           <w:b/>
         </w:rPr>
+        <w:t>Talltita (NT, §4)</w:t>
+      </w:r>
+      <w:r>
+        <w:t>, rödlistad som nära hotad och prioriterad art i Skogsvårdslagen, har häckningsrevir i anmälan. Arten har minskat kraftigt de senaste 30 åren och minskningstakten innevarande 10-årsperiod beräknas till 20 (10–30) %. Talltitan är synnerligen trogen sitt cirka 15 hektar stora revir och är beroende av flerskiktade olikåldriga skogar för att kunna föda upp sina ungar. Talltitan försvinner om dess livsmiljö kalavverkas (Eggers &amp; Low, 2014; Ekman, 1979; Griesser et al, 2007; Klein, 2020; Siffczyk et al, 2003; SLU Artdatabanken, 2021).</w:t>
+      </w:r>
+    </w:p>
+    <w:p>
+      <w:r>
+        <w:rPr>
+          <w:b/>
+        </w:rPr>
         <w:t>Vedskivlav (NT)</w:t>
       </w:r>
       <w:r>
@@ -852,6 +863,126 @@
       </w:r>
       <w:r>
         <w:t>SLU Artdatabanken, Uppsala.</w:t>
+      </w:r>
+    </w:p>
+    <w:p>
+      <w:pPr>
+        <w:pStyle w:val="Heading1"/>
+      </w:pPr>
+      <w:r>
+        <w:t>Talltita – ekologi samt krav på livsmiljön</w:t>
+      </w:r>
+    </w:p>
+    <w:p>
+      <w:r>
+        <w:t>Talltita är rödlistad som NT, fridlyst och prioriterad art i Skogsvårdslagen. Den omfattas av EU:s fågeldirektiv. Arten har minskat kraftigt de senaste 30 åren och minskningstakten innevarande 10-årsperiod beräknas till 20 (10–30) % (SLU Artdatabanken, 2022).</w:t>
+      </w:r>
+    </w:p>
+    <w:p>
+      <w:r>
+        <w:t>Talltita föredrar större sammanhängande barrskogar, och finns såväl i tallskog som granskog och i lövblandad barrskog. Skogens struktur är viktig och ska helst vara flerskiktad med riklig underväxt av mindre granar, björk och andra lövträd och buskar. Tillgång på murknande högstubbar är särskilt viktig, eftersom talltitan helst själv hackar ut sitt bohål (SLU Artdatabanken, 2022).</w:t>
+      </w:r>
+    </w:p>
+    <w:p>
+      <w:r>
+        <w:t>Det finns flera studier som visar att talltita är känslig för gallring och inte överlever när dess livsmiljö kalavverkas (Eggers and Low, 2014; Griesser et al., 2007; Klein, 2020). Talltitans revir är förhållandevis stora, 10–20 hektar och arten missgynnas när skogen fragmenteras. Kalavverkning av större delar av reviret innebär att det överges (Artdatabanken, 2021).</w:t>
+      </w:r>
+    </w:p>
+    <w:p>
+      <w:r>
+        <w:t>Talltitan är synnerligen trogen sitt revir så länge paret lever och biotopen förblir intakt. Paret stannar i sitt revir året om. En förlust av ett revir har därför en stor inverkan på den lokala populationen och trakthyggesbruket anses vara orsak till den svenska populationens kraftiga minskning. Talltiteparets revirtrohet innebär att närhelst under året man observerar en adult talltita så ingår denna plats i reviret (Siffczyk et al., 2003; Ekman, 1979).</w:t>
+      </w:r>
+    </w:p>
+    <w:p>
+      <w:pPr>
+        <w:pStyle w:val="Heading2"/>
+      </w:pPr>
+      <w:r>
+        <w:t>Referenser – talltita</w:t>
+      </w:r>
+    </w:p>
+    <w:p>
+      <w:r>
+        <w:t xml:space="preserve">Eggers, S., Low, M., 2014. </w:t>
+      </w:r>
+      <w:r>
+        <w:rPr>
+          <w:i/>
+        </w:rPr>
+        <w:t xml:space="preserve">Differential demographic responses of sympatric Parids to vegetation management in boreal forest. </w:t>
+      </w:r>
+      <w:r>
+        <w:t>For. Ecol. Manage. 319, 169–175.</w:t>
+      </w:r>
+    </w:p>
+    <w:p>
+      <w:r>
+        <w:t xml:space="preserve">Ekman, J., 1979. </w:t>
+      </w:r>
+      <w:r>
+        <w:rPr>
+          <w:i/>
+        </w:rPr>
+        <w:t xml:space="preserve">Coherence, composition and territories of winter social groups of the Willow Tit Parus montanus and the Crested Tit P. cristatus. </w:t>
+      </w:r>
+      <w:r>
+        <w:t>Ornis Scandinavica, 10, pp 56–68</w:t>
+      </w:r>
+    </w:p>
+    <w:p>
+      <w:r>
+        <w:t xml:space="preserve">Griesser, M., Nystrand, M., Eggers, S., Ekman, J., 2007. </w:t>
+      </w:r>
+      <w:r>
+        <w:rPr>
+          <w:i/>
+        </w:rPr>
+        <w:t xml:space="preserve">Impact of forestry practices on fitness correlates and population productivity in an open-nesting bird species. </w:t>
+      </w:r>
+      <w:r>
+        <w:t>Conserv. Biol. 21, 767–774. https://doi.org/10.1111/j.1523- 1739.2007.00675.x</w:t>
+      </w:r>
+    </w:p>
+    <w:p>
+      <w:r>
+        <w:t xml:space="preserve">Klein, J., 2020. </w:t>
+      </w:r>
+      <w:r>
+        <w:rPr>
+          <w:i/>
+        </w:rPr>
+        <w:t xml:space="preserve">The forgotten forest – On thinning, retention, and biodiversity in the boreal forest. </w:t>
+      </w:r>
+      <w:r>
+        <w:t>Doctoral Thesis No. 2020:50</w:t>
+      </w:r>
+    </w:p>
+    <w:p>
+      <w:r>
+        <w:t xml:space="preserve">Siffczyk, C., Brotons, L., Kangas, K., Orell, M., 2003. </w:t>
+      </w:r>
+      <w:r>
+        <w:rPr>
+          <w:i/>
+        </w:rPr>
+        <w:t xml:space="preserve">Home range size of willow tits. </w:t>
+      </w:r>
+      <w:r>
+        <w:t>Oecologica, 136, 635–642 (2003)</w:t>
+      </w:r>
+    </w:p>
+    <w:p>
+      <w:r>
+        <w:t xml:space="preserve">SLU Artdatabanken, 2021. </w:t>
+      </w:r>
+      <w:r>
+        <w:rPr>
+          <w:i/>
+        </w:rPr>
+        <w:t xml:space="preserve">Artfaktablad. Naturvård – artfakta. </w:t>
+      </w:r>
+      <w:r>
+        <w:t>SLU Artdatabanken, Uppsala</w:t>
       </w:r>
     </w:p>
     <w:p>
@@ -1565,7 +1696,7 @@
     <w:r>
       <w:tab/>
       <w:tab/>
-      <w:t>2026-08-19</w:t>
+      <w:t>2026-08-20</w:t>
       <w:br/>
       <w:br/>
     </w:r>

--- a/tillsyn/A 33564-2026 tillsynsbegäran.docx
+++ b/tillsyn/A 33564-2026 tillsynsbegäran.docx
@@ -1696,7 +1696,7 @@
     <w:r>
       <w:tab/>
       <w:tab/>
-      <w:t>2026-08-20</w:t>
+      <w:t>2026-08-21</w:t>
       <w:br/>
       <w:br/>
     </w:r>

--- a/tillsyn/A 33564-2026 tillsynsbegäran.docx
+++ b/tillsyn/A 33564-2026 tillsynsbegäran.docx
@@ -1696,7 +1696,7 @@
     <w:r>
       <w:tab/>
       <w:tab/>
-      <w:t>2026-08-21</w:t>
+      <w:t>2026-08-22</w:t>
       <w:br/>
       <w:br/>
     </w:r>

--- a/tillsyn/A 33564-2026 tillsynsbegäran.docx
+++ b/tillsyn/A 33564-2026 tillsynsbegäran.docx
@@ -1696,7 +1696,7 @@
     <w:r>
       <w:tab/>
       <w:tab/>
-      <w:t>2026-08-22</w:t>
+      <w:t>2026-08-23</w:t>
       <w:br/>
       <w:br/>
     </w:r>

--- a/tillsyn/A 33564-2026 tillsynsbegäran.docx
+++ b/tillsyn/A 33564-2026 tillsynsbegäran.docx
@@ -1696,7 +1696,7 @@
     <w:r>
       <w:tab/>
       <w:tab/>
-      <w:t>2026-08-23</w:t>
+      <w:t>2026-08-24</w:t>
       <w:br/>
       <w:br/>
     </w:r>

--- a/tillsyn/A 33564-2026 tillsynsbegäran.docx
+++ b/tillsyn/A 33564-2026 tillsynsbegäran.docx
@@ -1696,7 +1696,7 @@
     <w:r>
       <w:tab/>
       <w:tab/>
-      <w:t>2026-08-24</w:t>
+      <w:t>2026-08-25</w:t>
       <w:br/>
       <w:br/>
     </w:r>

--- a/tillsyn/A 33564-2026 tillsynsbegäran.docx
+++ b/tillsyn/A 33564-2026 tillsynsbegäran.docx
@@ -1696,7 +1696,7 @@
     <w:r>
       <w:tab/>
       <w:tab/>
-      <w:t>2026-08-25</w:t>
+      <w:t>2026-08-26</w:t>
       <w:br/>
       <w:br/>
     </w:r>

--- a/tillsyn/A 33564-2026 tillsynsbegäran.docx
+++ b/tillsyn/A 33564-2026 tillsynsbegäran.docx
@@ -1696,7 +1696,7 @@
     <w:r>
       <w:tab/>
       <w:tab/>
-      <w:t>2026-08-26</w:t>
+      <w:t>2026-08-27</w:t>
       <w:br/>
       <w:br/>
     </w:r>

--- a/tillsyn/A 33564-2026 tillsynsbegäran.docx
+++ b/tillsyn/A 33564-2026 tillsynsbegäran.docx
@@ -1696,7 +1696,7 @@
     <w:r>
       <w:tab/>
       <w:tab/>
-      <w:t>2026-08-27</w:t>
+      <w:t>2026-08-28</w:t>
       <w:br/>
       <w:br/>
     </w:r>

--- a/tillsyn/A 33564-2026 tillsynsbegäran.docx
+++ b/tillsyn/A 33564-2026 tillsynsbegäran.docx
@@ -1696,7 +1696,7 @@
     <w:r>
       <w:tab/>
       <w:tab/>
-      <w:t>2026-08-28</w:t>
+      <w:t>2026-08-29</w:t>
       <w:br/>
       <w:br/>
     </w:r>

--- a/tillsyn/A 33564-2026 tillsynsbegäran.docx
+++ b/tillsyn/A 33564-2026 tillsynsbegäran.docx
@@ -1696,7 +1696,7 @@
     <w:r>
       <w:tab/>
       <w:tab/>
-      <w:t>2026-08-29</w:t>
+      <w:t>2026-08-31</w:t>
       <w:br/>
       <w:br/>
     </w:r>

--- a/tillsyn/A 33564-2026 tillsynsbegäran.docx
+++ b/tillsyn/A 33564-2026 tillsynsbegäran.docx
@@ -1696,7 +1696,7 @@
     <w:r>
       <w:tab/>
       <w:tab/>
-      <w:t>2026-08-31</w:t>
+      <w:t>2026-09-01</w:t>
       <w:br/>
       <w:br/>
     </w:r>

--- a/tillsyn/A 33564-2026 tillsynsbegäran.docx
+++ b/tillsyn/A 33564-2026 tillsynsbegäran.docx
@@ -1696,7 +1696,7 @@
     <w:r>
       <w:tab/>
       <w:tab/>
-      <w:t>2026-09-01</w:t>
+      <w:t>2026-09-02</w:t>
       <w:br/>
       <w:br/>
     </w:r>

--- a/tillsyn/A 33564-2026 tillsynsbegäran.docx
+++ b/tillsyn/A 33564-2026 tillsynsbegäran.docx
@@ -1696,7 +1696,7 @@
     <w:r>
       <w:tab/>
       <w:tab/>
-      <w:t>2026-09-02</w:t>
+      <w:t>2026-09-03</w:t>
       <w:br/>
       <w:br/>
     </w:r>

--- a/tillsyn/A 33564-2026 tillsynsbegäran.docx
+++ b/tillsyn/A 33564-2026 tillsynsbegäran.docx
@@ -1696,7 +1696,7 @@
     <w:r>
       <w:tab/>
       <w:tab/>
-      <w:t>2026-09-03</w:t>
+      <w:t>2026-09-04</w:t>
       <w:br/>
       <w:br/>
     </w:r>

--- a/tillsyn/A 33564-2026 tillsynsbegäran.docx
+++ b/tillsyn/A 33564-2026 tillsynsbegäran.docx
@@ -1696,7 +1696,7 @@
     <w:r>
       <w:tab/>
       <w:tab/>
-      <w:t>2026-09-04</w:t>
+      <w:t>2026-09-05</w:t>
       <w:br/>
       <w:br/>
     </w:r>
